--- a/public/docs/Ghid_Receptie.docx
+++ b/public/docs/Ghid_Receptie.docx
@@ -51,7 +51,7 @@
           <w:color w:val="64748B"/>
           <w:sz w:val="20"/>
         </w:rPr>
-        <w:t>mediciro.ro  ·  contact@mediciro.ro  ·  iulie 2026</w:t>
+        <w:t>mediciro.ro  ·  contact@mediciro.ro  ·  august 2026</w:t>
       </w:r>
     </w:p>
     <w:p>
@@ -91,6 +91,58 @@
           <w:sz w:val="34"/>
         </w:rPr>
         <w:t>Ce poți face ca recepție</w:t>
+      </w:r>
+    </w:p>
+    <w:p>
+      <w:pPr>
+        <w:jc w:val="center"/>
+      </w:pPr>
+      <w:r>
+        <w:drawing>
+          <wp:inline xmlns:a="http://schemas.openxmlformats.org/drawingml/2006/main" xmlns:pic="http://schemas.openxmlformats.org/drawingml/2006/picture">
+            <wp:extent cx="5580000" cy="3487500"/>
+            <wp:docPr id="1" name="Picture 1"/>
+            <wp:cNvGraphicFramePr>
+              <a:graphicFrameLocks noChangeAspect="1"/>
+            </wp:cNvGraphicFramePr>
+            <a:graphic>
+              <a:graphicData uri="http://schemas.openxmlformats.org/drawingml/2006/picture">
+                <pic:pic>
+                  <pic:nvPicPr>
+                    <pic:cNvPr id="0" name="01-dashboard.png"/>
+                    <pic:cNvPicPr/>
+                  </pic:nvPicPr>
+                  <pic:blipFill>
+                    <a:blip r:embed="rId9"/>
+                    <a:stretch>
+                      <a:fillRect/>
+                    </a:stretch>
+                  </pic:blipFill>
+                  <pic:spPr>
+                    <a:xfrm>
+                      <a:off x="0" y="0"/>
+                      <a:ext cx="5580000" cy="3487500"/>
+                    </a:xfrm>
+                    <a:prstGeom prst="rect"/>
+                  </pic:spPr>
+                </pic:pic>
+              </a:graphicData>
+            </a:graphic>
+          </wp:inline>
+        </w:drawing>
+      </w:r>
+    </w:p>
+    <w:p>
+      <w:pPr>
+        <w:jc w:val="center"/>
+      </w:pPr>
+      <w:r>
+        <w:rPr>
+          <w:i/>
+          <w:color w:val="64748B"/>
+          <w:sz w:val="17"/>
+        </w:rPr>
+        <w:t>Tabloul de bord al recepției</w:t>
       </w:r>
     </w:p>
     <w:p>
@@ -285,6 +337,58 @@
     </w:p>
     <w:p>
       <w:pPr>
+        <w:jc w:val="center"/>
+      </w:pPr>
+      <w:r>
+        <w:drawing>
+          <wp:inline xmlns:a="http://schemas.openxmlformats.org/drawingml/2006/main" xmlns:pic="http://schemas.openxmlformats.org/drawingml/2006/picture">
+            <wp:extent cx="5580000" cy="3487500"/>
+            <wp:docPr id="2" name="Picture 2"/>
+            <wp:cNvGraphicFramePr>
+              <a:graphicFrameLocks noChangeAspect="1"/>
+            </wp:cNvGraphicFramePr>
+            <a:graphic>
+              <a:graphicData uri="http://schemas.openxmlformats.org/drawingml/2006/picture">
+                <pic:pic>
+                  <pic:nvPicPr>
+                    <pic:cNvPr id="0" name="02-calendar.png"/>
+                    <pic:cNvPicPr/>
+                  </pic:nvPicPr>
+                  <pic:blipFill>
+                    <a:blip r:embed="rId10"/>
+                    <a:stretch>
+                      <a:fillRect/>
+                    </a:stretch>
+                  </pic:blipFill>
+                  <pic:spPr>
+                    <a:xfrm>
+                      <a:off x="0" y="0"/>
+                      <a:ext cx="5580000" cy="3487500"/>
+                    </a:xfrm>
+                    <a:prstGeom prst="rect"/>
+                  </pic:spPr>
+                </pic:pic>
+              </a:graphicData>
+            </a:graphic>
+          </wp:inline>
+        </w:drawing>
+      </w:r>
+    </w:p>
+    <w:p>
+      <w:pPr>
+        <w:jc w:val="center"/>
+      </w:pPr>
+      <w:r>
+        <w:rPr>
+          <w:i/>
+          <w:color w:val="64748B"/>
+          <w:sz w:val="17"/>
+        </w:rPr>
+        <w:t>Calendarul, de unde se adaugă o programare</w:t>
+      </w:r>
+    </w:p>
+    <w:p>
+      <w:pPr>
         <w:pStyle w:val="ListNumber"/>
       </w:pPr>
       <w:r>
@@ -400,6 +504,58 @@
     </w:p>
     <w:p>
       <w:pPr>
+        <w:jc w:val="center"/>
+      </w:pPr>
+      <w:r>
+        <w:drawing>
+          <wp:inline xmlns:a="http://schemas.openxmlformats.org/drawingml/2006/main" xmlns:pic="http://schemas.openxmlformats.org/drawingml/2006/picture">
+            <wp:extent cx="5580000" cy="3487500"/>
+            <wp:docPr id="3" name="Picture 3"/>
+            <wp:cNvGraphicFramePr>
+              <a:graphicFrameLocks noChangeAspect="1"/>
+            </wp:cNvGraphicFramePr>
+            <a:graphic>
+              <a:graphicData uri="http://schemas.openxmlformats.org/drawingml/2006/picture">
+                <pic:pic>
+                  <pic:nvPicPr>
+                    <pic:cNvPr id="0" name="03-programari.png"/>
+                    <pic:cNvPicPr/>
+                  </pic:nvPicPr>
+                  <pic:blipFill>
+                    <a:blip r:embed="rId11"/>
+                    <a:stretch>
+                      <a:fillRect/>
+                    </a:stretch>
+                  </pic:blipFill>
+                  <pic:spPr>
+                    <a:xfrm>
+                      <a:off x="0" y="0"/>
+                      <a:ext cx="5580000" cy="3487500"/>
+                    </a:xfrm>
+                    <a:prstGeom prst="rect"/>
+                  </pic:spPr>
+                </pic:pic>
+              </a:graphicData>
+            </a:graphic>
+          </wp:inline>
+        </w:drawing>
+      </w:r>
+    </w:p>
+    <w:p>
+      <w:pPr>
+        <w:jc w:val="center"/>
+      </w:pPr>
+      <w:r>
+        <w:rPr>
+          <w:i/>
+          <w:color w:val="64748B"/>
+          <w:sz w:val="17"/>
+        </w:rPr>
+        <w:t>Lista programărilor</w:t>
+      </w:r>
+    </w:p>
+    <w:p>
+      <w:pPr>
         <w:pStyle w:val="ListBullet"/>
       </w:pPr>
       <w:r>
@@ -444,11 +600,136 @@
       </w:r>
     </w:p>
     <w:p>
+      <w:pPr>
+        <w:jc w:val="center"/>
+      </w:pPr>
+      <w:r>
+        <w:drawing>
+          <wp:inline xmlns:a="http://schemas.openxmlformats.org/drawingml/2006/main" xmlns:pic="http://schemas.openxmlformats.org/drawingml/2006/picture">
+            <wp:extent cx="5580000" cy="3487500"/>
+            <wp:docPr id="4" name="Picture 4"/>
+            <wp:cNvGraphicFramePr>
+              <a:graphicFrameLocks noChangeAspect="1"/>
+            </wp:cNvGraphicFramePr>
+            <a:graphic>
+              <a:graphicData uri="http://schemas.openxmlformats.org/drawingml/2006/picture">
+                <pic:pic>
+                  <pic:nvPicPr>
+                    <pic:cNvPr id="0" name="04-pacienti.png"/>
+                    <pic:cNvPicPr/>
+                  </pic:nvPicPr>
+                  <pic:blipFill>
+                    <a:blip r:embed="rId12"/>
+                    <a:stretch>
+                      <a:fillRect/>
+                    </a:stretch>
+                  </pic:blipFill>
+                  <pic:spPr>
+                    <a:xfrm>
+                      <a:off x="0" y="0"/>
+                      <a:ext cx="5580000" cy="3487500"/>
+                    </a:xfrm>
+                    <a:prstGeom prst="rect"/>
+                  </pic:spPr>
+                </pic:pic>
+              </a:graphicData>
+            </a:graphic>
+          </wp:inline>
+        </w:drawing>
+      </w:r>
+    </w:p>
+    <w:p>
+      <w:pPr>
+        <w:jc w:val="center"/>
+      </w:pPr>
+      <w:r>
+        <w:rPr>
+          <w:i/>
+          <w:color w:val="64748B"/>
+          <w:sz w:val="17"/>
+        </w:rPr>
+        <w:t>Pacienții clinicii</w:t>
+      </w:r>
+    </w:p>
+    <w:p>
       <w:r>
         <w:rPr>
           <w:sz w:val="22"/>
         </w:rPr>
         <w:t>Lista pacienților clinicii, cu căutare după nume, telefon sau CNP. De aici vezi istoricul programărilor unui pacient.</w:t>
+      </w:r>
+    </w:p>
+    <w:p>
+      <w:pPr>
+        <w:pStyle w:val="Heading1"/>
+      </w:pPr>
+      <w:r>
+        <w:rPr>
+          <w:color w:val="1E3A8A"/>
+          <w:sz w:val="34"/>
+        </w:rPr>
+        <w:t>Agenda clinicii</w:t>
+      </w:r>
+    </w:p>
+    <w:p>
+      <w:r>
+        <w:rPr>
+          <w:sz w:val="22"/>
+        </w:rPr>
+        <w:t>Dacă administratorul a activat-o, vezi într-un singur ecran disponibilitatea tuturor medicilor pe o săptămână — util când pacientul de la ghișeu întreabă „cel mai devreme când se poate?” și nu vrei să deschizi orarul fiecărui medic pe rând.</w:t>
+      </w:r>
+    </w:p>
+    <w:p>
+      <w:pPr>
+        <w:pStyle w:val="ListBullet"/>
+      </w:pPr>
+      <w:r>
+        <w:rPr>
+          <w:sz w:val="22"/>
+        </w:rPr>
+        <w:t>Săptămâna curentă începe cu ziua de ieri.</w:t>
+      </w:r>
+    </w:p>
+    <w:p>
+      <w:pPr>
+        <w:pStyle w:val="ListBullet"/>
+      </w:pPr>
+      <w:r>
+        <w:rPr>
+          <w:sz w:val="22"/>
+        </w:rPr>
+        <w:t>Medicii sunt ordonați după cine are primul interval liber.</w:t>
+      </w:r>
+    </w:p>
+    <w:p>
+      <w:pPr>
+        <w:pStyle w:val="ListBullet"/>
+      </w:pPr>
+      <w:r>
+        <w:rPr>
+          <w:sz w:val="22"/>
+        </w:rPr>
+        <w:t>Vezi că un interval este ocupat, fără datele pacientului programat la alt medic.</w:t>
+      </w:r>
+    </w:p>
+    <w:p>
+      <w:pPr>
+        <w:ind w:left="283"/>
+      </w:pPr>
+      <w:r>
+        <w:rPr>
+          <w:b/>
+          <w:color w:val="1E3A8A"/>
+          <w:sz w:val="20"/>
+        </w:rPr>
+        <w:t xml:space="preserve">Notă: </w:t>
+      </w:r>
+      <w:r>
+        <w:rPr>
+          <w:i/>
+          <w:sz w:val="20"/>
+        </w:rPr>
+        <w:t>Dacă nu găsești „Agenda clinicii” în meniu, înseamnă că administratorul nu a activat-o din Setări sau că planul clinicii nu o include.</w:t>
       </w:r>
     </w:p>
     <w:p>
